--- a/Paladin_Compliance_3.3_Governance_Maintenance_Lifecycle_Management_Drift_Correction_and_Operational_Adaptation.docx
+++ b/Paladin_Compliance_3.3_Governance_Maintenance_Lifecycle_Management_Drift_Correction_and_Operational_Adaptation.docx
@@ -43,7 +43,7 @@
           <w:color w:val="1F2937"/>
           <w:sz w:val="20"/>
         </w:rPr>
-        <w:t>Section 3.3 establishes the maintenance, lifecycle management, drift correction, reassessment, and adaptation structures required to keep governance aligned with operational reality over time. Sections 3.1 and 3.2 defined safeguards and observability as operational controls for preserving accountability, evidence, containment, escalation, assurance calibration, and dependency visibility. This section addresses the condition that emerges after those controls are implemented: every governance model begins aging as soon as operations continue changing.</w:t>
+        <w:t>Section 3.3 establishes the maintenance, lifecycle management, drift correction, reassessment, and adaptation structures required to keep governance aligned with operational reality over time. Sections 3.1 and 3.2 defined safeguards and observability as operational controls for preserving accountability, evidence, containment, escalation, confidence calibration, and dependency visibility. This section addresses the condition that emerges after those controls are implemented: every governance model begins aging as soon as operations continue changing.</w:t>
       </w:r>
     </w:p>
     <w:p>
@@ -57,7 +57,7 @@
           <w:color w:val="1F2937"/>
           <w:sz w:val="20"/>
         </w:rPr>
-        <w:t>Governance maintenance is not administrative housekeeping. It is a control discipline that prevents static documentation from governing dynamic operations. A control owner may remain named while the workflow has migrated. A dashboard may remain green while its source population no longer represents the material queue. A vendor service may begin as convenience and become evidence infrastructure. An AI-assisted feature may quietly alter routing, prioritization, drafting, or review behavior. A temporary exception may become the most stable operating model in the institution. Maintenance exists to identify these changes before they become false assurance.</w:t>
+        <w:t>Governance maintenance is not administrative housekeeping. It is a control discipline that prevents static documentation from governing dynamic operations. A control owner may remain named while the workflow has migrated. A dashboard may remain green while its source population no longer represents the material queue. A vendor service may begin as convenience and become evidence infrastructure. An AI-assisted feature may quietly alter routing, prioritization, drafting, or review behavior. A temporary exception may become the most stable operating model in the institution. Maintenance exists to identify these changes before they become false confidence.</w:t>
       </w:r>
     </w:p>
     <w:p>
@@ -895,7 +895,7 @@
                 <w:color w:val="1F2937"/>
                 <w:sz w:val="16"/>
               </w:rPr>
-              <w:t>Ensures internal, executive, customer, or public assurance remains current and bounded.</w:t>
+              <w:t>Ensures internal, executive, customer, or public confidence remains current and bounded.</w:t>
             </w:r>
           </w:p>
         </w:tc>
@@ -953,7 +953,7 @@
                 <w:color w:val="1F2937"/>
                 <w:sz w:val="16"/>
               </w:rPr>
-              <w:t>Stale assurance persists after operating reality changes.</w:t>
+              <w:t>Stale confidence persists after operating reality changes.</w:t>
             </w:r>
           </w:p>
         </w:tc>
@@ -1004,7 +1004,7 @@
           <w:color w:val="1F2937"/>
           <w:sz w:val="20"/>
         </w:rPr>
-        <w:t>A maintained governance system does not pursue constant redesign. Excessive churn can weaken accountability, confuse operators, and destroy institutional memory. The maintenance discipline is controlled adaptation: preserve stable structures where they remain effective, revise controls where workflow reality has changed, retire obsolete safeguards before they create false assurance, and record the rationale for change so future reviewers can reconstruct institutional treatment.</w:t>
+        <w:t>A maintained governance system does not pursue constant redesign. Excessive churn can weaken accountability, confuse operators, and destroy institutional memory. The maintenance discipline is controlled adaptation: preserve stable structures where they remain effective, revise controls where workflow reality has changed, retire obsolete safeguards before they create false confidence, and record the rationale for change so future reviewers can reconstruct institutional treatment.</w:t>
       </w:r>
     </w:p>
     <w:p>
@@ -4043,7 +4043,7 @@
                 <w:color w:val="1F2937"/>
                 <w:sz w:val="16"/>
               </w:rPr>
-              <w:t>Must accelerate after system migration, repository change, or assurance use.</w:t>
+              <w:t>Must accelerate after system migration, repository change, or confidence use.</w:t>
             </w:r>
           </w:p>
         </w:tc>
@@ -4377,7 +4377,7 @@
                 <w:color w:val="1F2937"/>
                 <w:sz w:val="16"/>
               </w:rPr>
-              <w:t>Confirms visible assurance remains current and bounded.</w:t>
+              <w:t>Confirms visible confidence remains current and bounded.</w:t>
             </w:r>
           </w:p>
         </w:tc>
@@ -4593,7 +4593,7 @@
           <w:color w:val="1F2937"/>
           <w:sz w:val="20"/>
         </w:rPr>
-        <w:t>Operational adaptation is unavoidable. Workflows migrate, teams reorganize, vendors add features, evidence repositories change, customers request different assurance, and AI-assisted systems alter classification, drafting, summarization, and prioritization behavior. Governance maintenance does not attempt to prevent change. It ensures that change does not silently alter authority, evidence, containment, or reliance without review.</w:t>
+        <w:t>Operational adaptation is unavoidable. Workflows migrate, teams reorganize, vendors add features, evidence repositories change, customers request different confidence, and AI-assisted systems alter classification, drafting, summarization, and prioritization behavior. Governance maintenance does not attempt to prevent change. It ensures that change does not silently alter authority, evidence, containment, or reliance without review.</w:t>
       </w:r>
     </w:p>
     <w:p>
@@ -5310,7 +5310,7 @@
                 <w:color w:val="1F2937"/>
                 <w:sz w:val="16"/>
               </w:rPr>
-              <w:t>Aligns assurance language with changed operation or evidence condition.</w:t>
+              <w:t>Aligns confidence language with changed operation or evidence condition.</w:t>
             </w:r>
           </w:p>
         </w:tc>
@@ -5368,7 +5368,7 @@
                 <w:color w:val="1F2937"/>
                 <w:sz w:val="16"/>
               </w:rPr>
-              <w:t>Stale assurance outlives evidence support.</w:t>
+              <w:t>Stale confidence outlives evidence support.</w:t>
             </w:r>
           </w:p>
         </w:tc>
@@ -6969,7 +6969,7 @@
                 <w:color w:val="1F2937"/>
                 <w:sz w:val="16"/>
               </w:rPr>
-              <w:t>Whether provider role affects evidence, continuity, containment, or assurance.</w:t>
+              <w:t>Whether provider role affects evidence, continuity, containment, or confidence.</w:t>
             </w:r>
           </w:p>
         </w:tc>
@@ -7810,7 +7810,7 @@
                 <w:color w:val="1F2937"/>
                 <w:sz w:val="16"/>
               </w:rPr>
-              <w:t>Can evidence still support intended assurance?</w:t>
+              <w:t>Can evidence still support intended confidence?</w:t>
             </w:r>
           </w:p>
         </w:tc>
@@ -8173,7 +8173,7 @@
                 <w:color w:val="1F2937"/>
                 <w:sz w:val="16"/>
               </w:rPr>
-              <w:t>Does assurance language match evidence and confidence boundary?</w:t>
+              <w:t>Does confidence language match evidence and confidence boundary?</w:t>
             </w:r>
           </w:p>
         </w:tc>
@@ -8458,7 +8458,7 @@
                 <w:color w:val="1F2937"/>
                 <w:sz w:val="16"/>
               </w:rPr>
-              <w:t>Confirm no change to authority, evidence, workflow, or assurance.</w:t>
+              <w:t>Confirm no change to authority, evidence, workflow, or confidence.</w:t>
             </w:r>
           </w:p>
         </w:tc>
@@ -8763,7 +8763,7 @@
                 <w:color w:val="1F2937"/>
                 <w:sz w:val="16"/>
               </w:rPr>
-              <w:t>Assurance recalibration</w:t>
+              <w:t>Confidence recalibration</w:t>
             </w:r>
           </w:p>
         </w:tc>
@@ -8850,7 +8850,7 @@
                 <w:color w:val="1F2937"/>
                 <w:sz w:val="16"/>
               </w:rPr>
-              <w:t>Qualified statement, revised assurance level, or hold.</w:t>
+              <w:t>Qualified statement, revised confidence level, or hold.</w:t>
             </w:r>
           </w:p>
         </w:tc>
@@ -11684,7 +11684,7 @@
                 <w:color w:val="1F2937"/>
                 <w:sz w:val="16"/>
               </w:rPr>
-              <w:t>Stale assurance remains visible.</w:t>
+              <w:t>Stale confidence remains visible.</w:t>
             </w:r>
           </w:p>
         </w:tc>
@@ -11842,7 +11842,7 @@
           <w:color w:val="1F2937"/>
           <w:sz w:val="20"/>
         </w:rPr>
-        <w:t>Dependencies evolve over time. A vendor may begin as an administrative tool and become a primary evidence repository. An integration may begin as convenience and become the only practical path for operational visibility. An AI service may begin with drafting support and later influence prioritization, classification, routing, or assurance language. Dependency lifecycle management keeps these changes visible before the institution becomes reliant on functions outside the original governance model.</w:t>
+        <w:t>Dependencies evolve over time. A vendor may begin as an administrative tool and become a primary evidence repository. An integration may begin as convenience and become the only practical path for operational visibility. An AI service may begin with drafting support and later influence prioritization, classification, routing, or confidence language. Dependency lifecycle management keeps these changes visible before the institution becomes reliant on functions outside the original governance model.</w:t>
       </w:r>
     </w:p>
     <w:p>
@@ -12317,7 +12317,7 @@
                 <w:color w:val="1F2937"/>
                 <w:sz w:val="16"/>
               </w:rPr>
-              <w:t>Dependency produces or stores artifacts used for review or assurance.</w:t>
+              <w:t>Dependency produces or stores artifacts used for review or confidence.</w:t>
             </w:r>
           </w:p>
         </w:tc>
@@ -13207,7 +13207,7 @@
                 <w:color w:val="1F2937"/>
                 <w:sz w:val="16"/>
               </w:rPr>
-              <w:t>Operational responses, closure notes, and assurance language are produced quickly.</w:t>
+              <w:t>Operational responses, closure notes, and confidence language are produced quickly.</w:t>
             </w:r>
           </w:p>
         </w:tc>
@@ -15364,7 +15364,7 @@
                 <w:color w:val="1F2937"/>
                 <w:sz w:val="16"/>
               </w:rPr>
-              <w:t>Assurance statement unsupported</w:t>
+              <w:t>Confidence statement unsupported</w:t>
             </w:r>
           </w:p>
         </w:tc>
@@ -17144,7 +17144,7 @@
                 <w:color w:val="1F2937"/>
                 <w:sz w:val="16"/>
               </w:rPr>
-              <w:t>Stale assurance language</w:t>
+              <w:t>Stale confidence language</w:t>
             </w:r>
           </w:p>
         </w:tc>
@@ -18034,7 +18034,7 @@
                 <w:color w:val="1F2937"/>
                 <w:sz w:val="16"/>
               </w:rPr>
-              <w:t>Inherited assurance posture</w:t>
+              <w:t>Inherited confidence posture</w:t>
             </w:r>
           </w:p>
         </w:tc>
@@ -18144,7 +18144,7 @@
           <w:color w:val="17365D"/>
           <w:sz w:val="26"/>
         </w:rPr>
-        <w:t>Stale Assurance Revalidation Conditions</w:t>
+        <w:t>Stale Confidence Revalidation Conditions</w:t>
       </w:r>
     </w:p>
     <w:tbl>
@@ -18469,7 +18469,7 @@
                 <w:color w:val="1F2937"/>
                 <w:sz w:val="16"/>
               </w:rPr>
-              <w:t>Does assurance still cover the population implied by the statement?</w:t>
+              <w:t>Does confidence still cover the population implied by the statement?</w:t>
             </w:r>
           </w:p>
         </w:tc>
@@ -18590,7 +18590,7 @@
                 <w:color w:val="1F2937"/>
                 <w:sz w:val="16"/>
               </w:rPr>
-              <w:t>Does current authority understand and accept the assurance basis?</w:t>
+              <w:t>Does current authority understand and accept the confidence basis?</w:t>
             </w:r>
           </w:p>
         </w:tc>
@@ -19048,7 +19048,7 @@
           <w:color w:val="1F2937"/>
           <w:sz w:val="20"/>
         </w:rPr>
-        <w:t>Assumption decay occurs when premises that once made governance treatment reasonable are no longer tested. Governance entropy occurs when small unreviewed changes accumulate until the documented model no longer reflects practiced operations. These conditions often coexist: old assumptions support old controls, old controls produce old metrics, old metrics support old assurance, and the institution appears stable because each layer continues to function inside its own history.</w:t>
+        <w:t>Assumption decay occurs when premises that once made governance treatment reasonable are no longer tested. Governance entropy occurs when small unreviewed changes accumulate until the documented model no longer reflects practiced operations. These conditions often coexist: old assumptions support old controls, old controls produce old metrics, old metrics support old confidence, and the institution appears stable because each layer continues to function inside its own history.</w:t>
       </w:r>
     </w:p>
     <w:p>
@@ -19062,7 +19062,7 @@
           <w:color w:val="1F2937"/>
           <w:sz w:val="20"/>
         </w:rPr>
-        <w:t>Evidence continuity is the counterweight to entropy. Maintenance must preserve enough source, scope, timing, decision rationale, caveat, and archival context for future reviewers to understand the governance condition at each lifecycle stage. Evidence continuity does not require indefinite retention of every artifact; it requires disciplined preservation of records needed to reconstruct control operation, control change, control retirement, and assurance reliance.</w:t>
+        <w:t>Evidence continuity is the counterweight to entropy. Maintenance must preserve enough source, scope, timing, decision rationale, caveat, and archival context for future reviewers to understand the governance condition at each lifecycle stage. Evidence continuity does not require indefinite retention of every artifact; it requires disciplined preservation of records needed to reconstruct control operation, control change, control retirement, and confidence reliance.</w:t>
       </w:r>
     </w:p>
     <w:p>
@@ -21545,7 +21545,7 @@
                 <w:color w:val="1F2937"/>
                 <w:sz w:val="16"/>
               </w:rPr>
-              <w:t>Marks artifacts no longer suitable for current assurance.</w:t>
+              <w:t>Marks artifacts no longer suitable for current confidence.</w:t>
             </w:r>
           </w:p>
         </w:tc>
@@ -22570,7 +22570,7 @@
                 <w:color w:val="1F2937"/>
                 <w:sz w:val="16"/>
               </w:rPr>
-              <w:t>Assurance refresh discipline</w:t>
+              <w:t>Confidence refresh discipline</w:t>
             </w:r>
           </w:p>
         </w:tc>
@@ -22657,7 +22657,7 @@
                 <w:color w:val="1F2937"/>
                 <w:sz w:val="16"/>
               </w:rPr>
-              <w:t>Stale assurance outlives control reality.</w:t>
+              <w:t>Stale confidence outlives control reality.</w:t>
             </w:r>
           </w:p>
         </w:tc>
@@ -23460,7 +23460,7 @@
                 <w:color w:val="1F2937"/>
                 <w:sz w:val="16"/>
               </w:rPr>
-              <w:t>Adaptation refreshes assurance</w:t>
+              <w:t>Adaptation refreshes confidence</w:t>
             </w:r>
           </w:p>
         </w:tc>
@@ -24258,7 +24258,7 @@
                 <w:color w:val="1F2937"/>
                 <w:sz w:val="16"/>
               </w:rPr>
-              <w:t>Residual exposure and assurance posture are reaffirmed or revised.</w:t>
+              <w:t>Residual exposure and confidence posture are reaffirmed or revised.</w:t>
             </w:r>
           </w:p>
         </w:tc>
@@ -24474,7 +24474,7 @@
           <w:color w:val="1F2937"/>
           <w:sz w:val="20"/>
         </w:rPr>
-        <w:t>Section 3.3 establishes maintenance as the lifecycle discipline that keeps Section III controls alive after implementation and observable after monitoring. Safeguards require maintenance because operations change. Monitoring requires maintenance because signals decay. Evidence requires maintenance because source, scope, and lineage shift. Assurance requires maintenance because confidence boundaries age. Dependencies require maintenance because reliance expands gradually. AI-assisted workflows require maintenance because operational influence can change faster than formal governance structures.</w:t>
+        <w:t>Section 3.3 establishes maintenance as the lifecycle discipline that keeps Section III controls alive after implementation and observable after monitoring. Safeguards require maintenance because operations change. Monitoring requires maintenance because signals decay. Evidence requires maintenance because source, scope, and lineage shift. Confidence requires maintenance because confidence boundaries age. Dependencies require maintenance because reliance expands gradually. AI-assisted workflows require maintenance because operational influence can change faster than formal governance structures.</w:t>
       </w:r>
     </w:p>
     <w:p>
@@ -25341,7 +25341,7 @@
                 <w:color w:val="1F2937"/>
                 <w:sz w:val="16"/>
               </w:rPr>
-              <w:t>Change record, authority decision, transition plan, and assurance refresh.</w:t>
+              <w:t>Change record, authority decision, transition plan, and confidence refresh.</w:t>
             </w:r>
           </w:p>
         </w:tc>
@@ -25407,7 +25407,7 @@
           <w:color w:val="1F2937"/>
           <w:sz w:val="20"/>
         </w:rPr>
-        <w:t>Governance maintenance under this framework shall be treated as an operational control discipline. Safeguards, controls, evidence structures, monitoring signals, ownership mappings, dependency registers, AI-use boundaries, exception treatments, and assurance representations shall be maintained against current operating reality rather than preserved solely because they remain documented. Governance artifacts that cannot demonstrate continuing relevance, source support, accountable ownership, and reviewability shall not be relied upon as current governance evidence.</w:t>
+        <w:t>Governance maintenance under this framework shall be treated as an operational control discipline. Safeguards, controls, evidence structures, monitoring signals, ownership mappings, dependency registers, AI-use boundaries, exception treatments, and confidence representations shall be maintained against current operating reality rather than preserved solely because they remain documented. Governance artifacts that cannot demonstrate continuing relevance, source support, accountable ownership, and reviewability shall not be relied upon as current governance evidence.</w:t>
       </w:r>
     </w:p>
     <w:p>
@@ -26339,7 +26339,7 @@
           <w:color w:val="1F2937"/>
           <w:sz w:val="20"/>
         </w:rPr>
-        <w:t>The operating standard for this section is lifecycle survivability. Governance survives over time when controls remain relevant, assumptions remain visible, evidence remains reconstructable, accountability survives turnover, dependencies remain mapped, AI-driven operational change remains bounded, obsolete artifacts are retired responsibly, and assurance is refreshed when operating reality changes. This standard establishes the maintenance foundation for subsequent Section III implementation, monitoring, evidence, review, training, and verification materials.</w:t>
+        <w:t>The operating standard for this section is lifecycle survivability. Governance survives over time when controls remain relevant, assumptions remain visible, evidence remains reconstructable, accountability survives turnover, dependencies remain mapped, AI-driven operational change remains bounded, obsolete artifacts are retired responsibly, and confidence is refreshed when operating reality changes. This standard establishes the maintenance foundation for subsequent Section III implementation, monitoring, evidence, review, training, and documentation materials.</w:t>
       </w:r>
     </w:p>
     <w:sectPr>
